--- a/clients/altai_lavash/anketa_ALTAI_LAVASH.docx
+++ b/clients/altai_lavash/anketa_ALTAI_LAVASH.docx
@@ -860,6 +860,7 @@
         <w:t>Раздел 3. Научно-технические критерии проекта</w:t>
       </w:r>
     </w:p>
+    <w:p/>
     <w:tbl>
       <w:tblPr>
         <w:tblW w:type="auto" w:w="0"/>
